--- a/bachelor-3/semester-1/web-programming/labs/lab8/lab8.docx
+++ b/bachelor-3/semester-1/web-programming/labs/lab8/lab8.docx
@@ -745,9 +745,54 @@
           <w:color w:val="000000" w:themeColor="text1"/>
           <w:sz w:val="28"/>
           <w:szCs w:val="28"/>
+        </w:rPr>
+      </w:pPr>
+      <w:r>
+        <w:rPr>
+          <w:rFonts w:ascii="Times New Roman" w:hAnsi="Times New Roman" w:cs="Times New Roman"/>
+          <w:color w:val="000000" w:themeColor="text1"/>
+          <w:sz w:val="28"/>
+          <w:szCs w:val="28"/>
+        </w:rPr>
+        <w:t>З</w:t>
+      </w:r>
+      <w:r>
+        <w:rPr>
+          <w:rFonts w:ascii="Times New Roman" w:hAnsi="Times New Roman" w:cs="Times New Roman"/>
+          <w:color w:val="000000" w:themeColor="text1"/>
+          <w:sz w:val="28"/>
+          <w:szCs w:val="28"/>
+        </w:rPr>
+        <w:t>накомство с процессом создания GWT-приложения в</w:t>
+      </w:r>
+      <w:r>
+        <w:rPr>
+          <w:rFonts w:ascii="Times New Roman" w:hAnsi="Times New Roman" w:cs="Times New Roman"/>
+          <w:color w:val="000000" w:themeColor="text1"/>
+          <w:sz w:val="28"/>
+          <w:szCs w:val="28"/>
+        </w:rPr>
+        <w:t xml:space="preserve"> </w:t>
+      </w:r>
+      <w:r>
+        <w:rPr>
+          <w:rFonts w:ascii="Times New Roman" w:hAnsi="Times New Roman" w:cs="Times New Roman"/>
+          <w:color w:val="000000" w:themeColor="text1"/>
+          <w:sz w:val="28"/>
+          <w:szCs w:val="28"/>
+        </w:rPr>
+        <w:t>среде Eclip</w:t>
+      </w:r>
+      <w:r>
+        <w:rPr>
+          <w:rFonts w:ascii="Times New Roman" w:hAnsi="Times New Roman" w:cs="Times New Roman"/>
+          <w:color w:val="000000" w:themeColor="text1"/>
+          <w:sz w:val="28"/>
+          <w:szCs w:val="28"/>
           <w:lang w:val="en-US"/>
         </w:rPr>
-      </w:pPr>
+        <w:t>s</w:t>
+      </w:r>
       <w:r>
         <w:rPr>
           <w:rFonts w:ascii="Times New Roman" w:hAnsi="Times New Roman" w:cs="Times New Roman"/>
@@ -755,76 +800,8 @@
           <w:sz w:val="28"/>
           <w:szCs w:val="28"/>
         </w:rPr>
-        <w:t>З</w:t>
-      </w:r>
-      <w:r>
-        <w:rPr>
-          <w:rFonts w:ascii="Times New Roman" w:hAnsi="Times New Roman" w:cs="Times New Roman"/>
-          <w:color w:val="000000" w:themeColor="text1"/>
-          <w:sz w:val="28"/>
-          <w:szCs w:val="28"/>
-        </w:rPr>
-        <w:t>накомство с процессом создания GWT-приложения в</w:t>
-      </w:r>
-      <w:r>
-        <w:rPr>
-          <w:rFonts w:ascii="Times New Roman" w:hAnsi="Times New Roman" w:cs="Times New Roman"/>
-          <w:color w:val="000000" w:themeColor="text1"/>
-          <w:sz w:val="28"/>
-          <w:szCs w:val="28"/>
-        </w:rPr>
-        <w:t xml:space="preserve"> </w:t>
-      </w:r>
-      <w:r>
-        <w:rPr>
-          <w:rFonts w:ascii="Times New Roman" w:hAnsi="Times New Roman" w:cs="Times New Roman"/>
-          <w:color w:val="000000" w:themeColor="text1"/>
-          <w:sz w:val="28"/>
-          <w:szCs w:val="28"/>
-        </w:rPr>
-        <w:t xml:space="preserve">среде </w:t>
-      </w:r>
-      <w:proofErr w:type="spellStart"/>
-      <w:r>
-        <w:rPr>
-          <w:rFonts w:ascii="Times New Roman" w:hAnsi="Times New Roman" w:cs="Times New Roman"/>
-          <w:color w:val="000000" w:themeColor="text1"/>
-          <w:sz w:val="28"/>
-          <w:szCs w:val="28"/>
-        </w:rPr>
-        <w:t>Eclip</w:t>
-      </w:r>
-      <w:proofErr w:type="spellEnd"/>
-      <w:r>
-        <w:rPr>
-          <w:rFonts w:ascii="Times New Roman" w:hAnsi="Times New Roman" w:cs="Times New Roman"/>
-          <w:color w:val="000000" w:themeColor="text1"/>
-          <w:sz w:val="28"/>
-          <w:szCs w:val="28"/>
-          <w:lang w:val="en-US"/>
-        </w:rPr>
-        <w:t>s</w:t>
-      </w:r>
-      <w:r>
-        <w:rPr>
-          <w:rFonts w:ascii="Times New Roman" w:hAnsi="Times New Roman" w:cs="Times New Roman"/>
-          <w:color w:val="000000" w:themeColor="text1"/>
-          <w:sz w:val="28"/>
-          <w:szCs w:val="28"/>
-        </w:rPr>
-        <w:t xml:space="preserve">e и </w:t>
-      </w:r>
-      <w:proofErr w:type="spellStart"/>
-      <w:r>
-        <w:rPr>
-          <w:rFonts w:ascii="Times New Roman" w:hAnsi="Times New Roman" w:cs="Times New Roman"/>
-          <w:color w:val="000000" w:themeColor="text1"/>
-          <w:sz w:val="28"/>
-          <w:szCs w:val="28"/>
-        </w:rPr>
-        <w:t>Maven</w:t>
-      </w:r>
-      <w:proofErr w:type="spellEnd"/>
+        <w:t>e и Maven</w:t>
+      </w:r>
       <w:r>
         <w:rPr>
           <w:rFonts w:ascii="Times New Roman" w:hAnsi="Times New Roman" w:cs="Times New Roman"/>
@@ -885,6 +862,9 @@
     </w:p>
     <w:p>
       <w:r>
+        <w:rPr>
+          <w:noProof/>
+        </w:rPr>
         <w:drawing>
           <wp:inline distT="0" distB="0" distL="0" distR="0" wp14:anchorId="6A321819" wp14:editId="097EB294">
             <wp:extent cx="5731510" cy="3327400"/>
@@ -948,9 +928,29 @@
           <w:bCs/>
           <w:sz w:val="28"/>
           <w:szCs w:val="28"/>
+        </w:rPr>
+      </w:pPr>
+      <w:r>
+        <w:rPr>
+          <w:rFonts w:ascii="Times New Roman" w:hAnsi="Times New Roman" w:cs="Times New Roman"/>
+          <w:b/>
+          <w:bCs/>
+          <w:sz w:val="28"/>
+          <w:szCs w:val="28"/>
+        </w:rPr>
+        <w:t xml:space="preserve">Файл </w:t>
+      </w:r>
+      <w:r>
+        <w:rPr>
+          <w:rFonts w:ascii="Times New Roman" w:hAnsi="Times New Roman" w:cs="Times New Roman"/>
+          <w:b/>
+          <w:bCs/>
+          <w:sz w:val="28"/>
+          <w:szCs w:val="28"/>
           <w:lang w:val="en-US"/>
         </w:rPr>
-      </w:pPr>
+        <w:t>pom</w:t>
+      </w:r>
       <w:r>
         <w:rPr>
           <w:rFonts w:ascii="Times New Roman" w:hAnsi="Times New Roman" w:cs="Times New Roman"/>
@@ -959,7 +959,7 @@
           <w:sz w:val="28"/>
           <w:szCs w:val="28"/>
         </w:rPr>
-        <w:t xml:space="preserve">Файл </w:t>
+        <w:t>.</w:t>
       </w:r>
       <w:r>
         <w:rPr>
@@ -970,7 +970,17 @@
           <w:szCs w:val="28"/>
           <w:lang w:val="en-US"/>
         </w:rPr>
-        <w:t>pom.xml.</w:t>
+        <w:t>xml</w:t>
+      </w:r>
+      <w:r>
+        <w:rPr>
+          <w:rFonts w:ascii="Times New Roman" w:hAnsi="Times New Roman" w:cs="Times New Roman"/>
+          <w:b/>
+          <w:bCs/>
+          <w:sz w:val="28"/>
+          <w:szCs w:val="28"/>
+        </w:rPr>
+        <w:t>.</w:t>
       </w:r>
     </w:p>
     <w:p>
@@ -2453,7 +2463,18 @@
           <w:sz w:val="28"/>
           <w:szCs w:val="28"/>
         </w:rPr>
-        <w:t xml:space="preserve">Файл </w:t>
+        <w:t>Файл</w:t>
+      </w:r>
+      <w:r>
+        <w:rPr>
+          <w:rFonts w:ascii="Times New Roman" w:hAnsi="Times New Roman" w:cs="Times New Roman"/>
+          <w:b/>
+          <w:bCs/>
+          <w:sz w:val="28"/>
+          <w:szCs w:val="28"/>
+          <w:lang w:val="en-US"/>
+        </w:rPr>
+        <w:t xml:space="preserve"> </w:t>
       </w:r>
       <w:r>
         <w:rPr>
@@ -3090,6 +3111,7 @@
           <w:rFonts w:ascii="Times New Roman" w:hAnsi="Times New Roman" w:cs="Times New Roman"/>
           <w:b/>
           <w:bCs/>
+          <w:noProof/>
           <w:sz w:val="28"/>
           <w:szCs w:val="28"/>
           <w:lang w:val="en-US"/>
@@ -3172,9 +3194,8 @@
           <w:sz w:val="28"/>
           <w:szCs w:val="28"/>
         </w:rPr>
-        <w:t xml:space="preserve">В ходе лабораторной работы №8 изучена технология Google Web </w:t>
-      </w:r>
-      <w:proofErr w:type="spellStart"/>
+        <w:t>В ходе лабораторной работы №8 изучена технология Google Web Toolkit (GWT) и процесс создания клиент-серверных Web-приложений. Реализовано приложение для управления учебными курсами студентов с использованием GWT RPC для взаимодействия между клиентской и серверной частями. Освоены принципы разработки пользовательского интерфейса на Java с последующей компиляцией в JavaScript, а также организация удаленного вызова процедур между браузером и сервером</w:t>
+      </w:r>
       <w:r>
         <w:rPr>
           <w:rFonts w:ascii="Times New Roman" w:hAnsi="Times New Roman" w:cs="Times New Roman"/>
@@ -3182,18 +3203,39 @@
           <w:sz w:val="28"/>
           <w:szCs w:val="28"/>
         </w:rPr>
-        <w:t>Toolkit</w:t>
-      </w:r>
-      <w:proofErr w:type="spellEnd"/>
-      <w:r>
+        <w:t>.</w:t>
+      </w:r>
+    </w:p>
+    <w:p>
+      <w:pPr>
+        <w:spacing w:after="0" w:line="360" w:lineRule="auto"/>
+        <w:rPr>
+          <w:rFonts w:ascii="Times New Roman" w:hAnsi="Times New Roman" w:cs="Times New Roman"/>
+          <w:b/>
+          <w:sz w:val="28"/>
+          <w:szCs w:val="28"/>
+        </w:rPr>
+      </w:pPr>
+      <w:r>
+        <w:rPr>
+          <w:rFonts w:ascii="Times New Roman" w:hAnsi="Times New Roman" w:cs="Times New Roman"/>
+          <w:b/>
+          <w:sz w:val="28"/>
+          <w:szCs w:val="28"/>
+        </w:rPr>
+        <w:t>Ссылка на репозиторий с исходным кодом.</w:t>
+      </w:r>
+    </w:p>
+    <w:p>
+      <w:pPr>
+        <w:spacing w:after="0" w:line="360" w:lineRule="auto"/>
         <w:rPr>
           <w:rFonts w:ascii="Times New Roman" w:hAnsi="Times New Roman" w:cs="Times New Roman"/>
           <w:bCs/>
           <w:sz w:val="28"/>
           <w:szCs w:val="28"/>
         </w:rPr>
-        <w:t xml:space="preserve"> (GWT) и процесс создания клиент-серверных Web-приложений. Реализовано приложение для управления учебными курсами студентов с использованием GWT RPC для взаимодействия между клиентской и серверной частями. Освоены принципы разработки пользовательского интерфейса на Java с последующей компиляцией в JavaScript, а также организация удаленного вызова процедур между браузером и сервером</w:t>
-      </w:r>
+      </w:pPr>
       <w:r>
         <w:rPr>
           <w:rFonts w:ascii="Times New Roman" w:hAnsi="Times New Roman" w:cs="Times New Roman"/>
@@ -3201,18 +3243,26 @@
           <w:sz w:val="28"/>
           <w:szCs w:val="28"/>
         </w:rPr>
-        <w:t>.</w:t>
-      </w:r>
-    </w:p>
-    <w:p>
-      <w:pPr>
-        <w:rPr>
-          <w:rFonts w:ascii="Times New Roman" w:hAnsi="Times New Roman" w:cs="Times New Roman"/>
-          <w:b/>
+        <w:t>https://github.com/petrukpyotr/university/tree/main/bachelor-3/semester-1/web-programming/labs/lab</w:t>
+      </w:r>
+      <w:r>
+        <w:rPr>
+          <w:rFonts w:ascii="Times New Roman" w:hAnsi="Times New Roman" w:cs="Times New Roman"/>
           <w:bCs/>
           <w:sz w:val="28"/>
           <w:szCs w:val="28"/>
-          <w:lang w:val="en-US"/>
+        </w:rPr>
+        <w:t>8</w:t>
+      </w:r>
+    </w:p>
+    <w:p>
+      <w:pPr>
+        <w:rPr>
+          <w:rFonts w:ascii="Times New Roman" w:hAnsi="Times New Roman" w:cs="Times New Roman"/>
+          <w:b/>
+          <w:bCs/>
+          <w:sz w:val="28"/>
+          <w:szCs w:val="28"/>
         </w:rPr>
       </w:pPr>
     </w:p>
